--- a/docs/ClickPlay-AI-Assisted-Development.docx
+++ b/docs/ClickPlay-AI-Assisted-Development.docx
@@ -2786,17 +2786,6 @@
         </w:pBdr>
         <w:spacing w:after="40"/>
         <w:ind w:left="360"/>
-      </w:pPr>
-      <w:r>
-        <w:rPr>
-          <w:i/>
-          <w:iCs/>
-          <w:sz w:val="19"/>
-          <w:szCs w:val="19"/>
-        </w:rPr>
-        <w:t>"How to run it on MAC. What I need to copy from here and how to install it. Make detailed doc as instruction</w:t>
-      </w:r>
-      <w:r>
         <w:rPr>
           <w:i/>
           <w:iCs/>
@@ -2804,8 +2793,7 @@
           <w:szCs w:val="19"/>
           <w:lang w:val="en-US"/>
         </w:rPr>
-        <w:t>s</w:t>
-      </w:r>
+      </w:pPr>
       <w:r>
         <w:rPr>
           <w:i/>
@@ -2813,7 +2801,48 @@
           <w:sz w:val="19"/>
           <w:szCs w:val="19"/>
         </w:rPr>
+        <w:t>"How to run it on MAC. What I need to copy from here and how to install it. Make detailed doc as instruction</w:t>
+      </w:r>
+      <w:r>
+        <w:rPr>
+          <w:i/>
+          <w:iCs/>
+          <w:sz w:val="19"/>
+          <w:szCs w:val="19"/>
+          <w:lang w:val="en-US"/>
+        </w:rPr>
+        <w:t>s</w:t>
+      </w:r>
+      <w:r>
+        <w:rPr>
+          <w:i/>
+          <w:iCs/>
+          <w:sz w:val="19"/>
+          <w:szCs w:val="19"/>
+        </w:rPr>
         <w:t>."</w:t>
+      </w:r>
+    </w:p>
+    <w:p>
+      <w:pPr>
+        <w:pBdr>
+          <w:left w:val="single" w:sz="12" w:space="6" w:color="2E74B5"/>
+        </w:pBdr>
+        <w:spacing w:after="40"/>
+        <w:ind w:left="360"/>
+        <w:rPr>
+          <w:lang w:val="en-US"/>
+        </w:rPr>
+      </w:pPr>
+      <w:r>
+        <w:rPr>
+          <w:i/>
+          <w:iCs/>
+          <w:sz w:val="19"/>
+          <w:szCs w:val="19"/>
+          <w:lang w:val="en-US"/>
+        </w:rPr>
+        <w:t>“Show me more icons that I can use. Let they are more ‘sporty’.</w:t>
       </w:r>
     </w:p>
     <w:p>
